--- a/paper/PLoS_revised_2nd/second_coverLetter_diffAbund.docx
+++ b/paper/PLoS_revised_2nd/second_coverLetter_diffAbund.docx
@@ -6,20 +6,30 @@
       <w:pPr>
         <w:spacing w:line="276" w:lineRule="auto"/>
         <w:jc w:val="both"/>
+        <w:rPr>
+          <w:sz w:val="22"/>
+          <w:szCs w:val="22"/>
+        </w:rPr>
       </w:pPr>
       <w:r>
-        <w:t>Dear Dr</w:t>
-      </w:r>
-      <w:r>
-        <w:t>s</w:t>
-      </w:r>
-      <w:r>
-        <w:t xml:space="preserve">. </w:t>
-      </w:r>
-      <w:r>
-        <w:t>Mac Gabhann and Pitzer</w:t>
-      </w:r>
-      <w:r>
+        <w:rPr>
+          <w:sz w:val="22"/>
+          <w:szCs w:val="22"/>
+        </w:rPr>
+        <w:t xml:space="preserve">Dear </w:t>
+      </w:r>
+      <w:r>
+        <w:rPr>
+          <w:sz w:val="22"/>
+          <w:szCs w:val="22"/>
+        </w:rPr>
+        <w:t>Editor</w:t>
+      </w:r>
+      <w:r>
+        <w:rPr>
+          <w:sz w:val="22"/>
+          <w:szCs w:val="22"/>
+        </w:rPr>
         <w:t>,</w:t>
       </w:r>
     </w:p>
@@ -27,6 +37,10 @@
       <w:pPr>
         <w:spacing w:line="276" w:lineRule="auto"/>
         <w:jc w:val="both"/>
+        <w:rPr>
+          <w:sz w:val="22"/>
+          <w:szCs w:val="22"/>
+        </w:rPr>
       </w:pPr>
     </w:p>
     <w:p>
@@ -36,12 +50,16 @@
         <w:rPr>
           <w:b/>
           <w:bCs/>
+          <w:sz w:val="22"/>
+          <w:szCs w:val="22"/>
         </w:rPr>
       </w:pPr>
       <w:r>
         <w:rPr>
           <w:b/>
           <w:bCs/>
+          <w:sz w:val="22"/>
+          <w:szCs w:val="22"/>
         </w:rPr>
         <w:t xml:space="preserve">RE: </w:t>
       </w:r>
@@ -49,6 +67,8 @@
         <w:rPr>
           <w:b/>
           <w:bCs/>
+          <w:sz w:val="22"/>
+          <w:szCs w:val="22"/>
         </w:rPr>
         <w:t>Re-s</w:t>
       </w:r>
@@ -56,6 +76,8 @@
         <w:rPr>
           <w:b/>
           <w:bCs/>
+          <w:sz w:val="22"/>
+          <w:szCs w:val="22"/>
         </w:rPr>
         <w:t>ubmission to PLOS Computational Biology</w:t>
       </w:r>
@@ -64,26 +86,48 @@
       <w:pPr>
         <w:spacing w:line="276" w:lineRule="auto"/>
         <w:jc w:val="both"/>
+        <w:rPr>
+          <w:sz w:val="22"/>
+          <w:szCs w:val="22"/>
+        </w:rPr>
       </w:pPr>
     </w:p>
     <w:p>
       <w:pPr>
         <w:spacing w:line="276" w:lineRule="auto"/>
         <w:jc w:val="both"/>
+        <w:rPr>
+          <w:sz w:val="22"/>
+          <w:szCs w:val="22"/>
+        </w:rPr>
       </w:pPr>
       <w:r>
+        <w:rPr>
+          <w:sz w:val="22"/>
+          <w:szCs w:val="22"/>
+        </w:rPr>
         <w:t xml:space="preserve">Please find attached our </w:t>
       </w:r>
       <w:r>
+        <w:rPr>
+          <w:sz w:val="22"/>
+          <w:szCs w:val="22"/>
+        </w:rPr>
         <w:t>manuscript</w:t>
       </w:r>
       <w:r>
+        <w:rPr>
+          <w:sz w:val="22"/>
+          <w:szCs w:val="22"/>
+        </w:rPr>
         <w:t>, entitled ‘</w:t>
       </w:r>
       <w:r>
         <w:rPr>
           <w:i/>
           <w:iCs/>
+          <w:sz w:val="22"/>
+          <w:szCs w:val="22"/>
         </w:rPr>
         <w:t>Not every gene is special: modelling scale controls the</w:t>
       </w:r>
@@ -91,6 +135,8 @@
         <w:rPr>
           <w:i/>
           <w:iCs/>
+          <w:sz w:val="22"/>
+          <w:szCs w:val="22"/>
         </w:rPr>
         <w:t xml:space="preserve"> </w:t>
       </w:r>
@@ -98,43 +144,71 @@
         <w:rPr>
           <w:i/>
           <w:iCs/>
-        </w:rPr>
-        <w:t>false discovery rate when analysing high-throughput</w:t>
+          <w:sz w:val="22"/>
+          <w:szCs w:val="22"/>
+        </w:rPr>
+        <w:t>false discovery rate when analysing high-throughput sequencing data</w:t>
+      </w:r>
+      <w:r>
+        <w:rPr>
+          <w:sz w:val="22"/>
+          <w:szCs w:val="22"/>
+        </w:rPr>
+        <w:t xml:space="preserve">. </w:t>
+      </w:r>
+      <w:r>
+        <w:rPr>
+          <w:sz w:val="22"/>
+          <w:szCs w:val="22"/>
+        </w:rPr>
+        <w:t xml:space="preserve">This is a </w:t>
+      </w:r>
+      <w:r>
+        <w:rPr>
+          <w:sz w:val="22"/>
+          <w:szCs w:val="22"/>
+        </w:rPr>
+        <w:t xml:space="preserve">second </w:t>
+      </w:r>
+      <w:r>
+        <w:rPr>
+          <w:sz w:val="22"/>
+          <w:szCs w:val="22"/>
+        </w:rPr>
+        <w:t xml:space="preserve">revision of a manuscript previously submitted to </w:t>
       </w:r>
       <w:r>
         <w:rPr>
           <w:i/>
           <w:iCs/>
-        </w:rPr>
-        <w:t xml:space="preserve"> </w:t>
+          <w:sz w:val="22"/>
+          <w:szCs w:val="22"/>
+        </w:rPr>
+        <w:t>PL</w:t>
       </w:r>
       <w:r>
         <w:rPr>
           <w:i/>
           <w:iCs/>
-        </w:rPr>
-        <w:t>sequencing data</w:t>
-      </w:r>
-      <w:r>
-        <w:t xml:space="preserve">. </w:t>
-      </w:r>
-      <w:r>
-        <w:t xml:space="preserve">This is a </w:t>
-      </w:r>
-      <w:r>
-        <w:t xml:space="preserve">second </w:t>
-      </w:r>
-      <w:r>
-        <w:t xml:space="preserve">revision of a manuscript previously submitted to </w:t>
+          <w:sz w:val="22"/>
+          <w:szCs w:val="22"/>
+        </w:rPr>
+        <w:t>o</w:t>
       </w:r>
       <w:r>
         <w:rPr>
           <w:i/>
           <w:iCs/>
-        </w:rPr>
-        <w:t>PLOS Computational Biology</w:t>
-      </w:r>
-      <w:r>
+          <w:sz w:val="22"/>
+          <w:szCs w:val="22"/>
+        </w:rPr>
+        <w:t>S Computational Biology</w:t>
+      </w:r>
+      <w:r>
+        <w:rPr>
+          <w:sz w:val="22"/>
+          <w:szCs w:val="22"/>
+        </w:rPr>
         <w:t>.</w:t>
       </w:r>
     </w:p>
@@ -142,6 +216,10 @@
       <w:pPr>
         <w:spacing w:line="276" w:lineRule="auto"/>
         <w:jc w:val="both"/>
+        <w:rPr>
+          <w:sz w:val="22"/>
+          <w:szCs w:val="22"/>
+        </w:rPr>
       </w:pPr>
     </w:p>
     <w:p>
@@ -151,9 +229,15 @@
         <w:rPr>
           <w:i/>
           <w:iCs/>
+          <w:sz w:val="22"/>
+          <w:szCs w:val="22"/>
         </w:rPr>
       </w:pPr>
       <w:r>
+        <w:rPr>
+          <w:sz w:val="22"/>
+          <w:szCs w:val="22"/>
+        </w:rPr>
         <w:t>We thank both reviewers and the editor for their comments, which produced a higher quality paper and led us to more closely refine our arguments.</w:t>
       </w:r>
     </w:p>
@@ -161,56 +245,124 @@
       <w:pPr>
         <w:spacing w:line="276" w:lineRule="auto"/>
         <w:jc w:val="both"/>
+        <w:rPr>
+          <w:sz w:val="22"/>
+          <w:szCs w:val="22"/>
+        </w:rPr>
       </w:pPr>
     </w:p>
     <w:p>
       <w:pPr>
         <w:spacing w:line="276" w:lineRule="auto"/>
         <w:jc w:val="both"/>
+        <w:rPr>
+          <w:sz w:val="22"/>
+          <w:szCs w:val="22"/>
+        </w:rPr>
       </w:pPr>
       <w:r>
+        <w:rPr>
+          <w:sz w:val="22"/>
+          <w:szCs w:val="22"/>
+        </w:rPr>
         <w:t xml:space="preserve">Briefly, </w:t>
       </w:r>
       <w:r>
+        <w:rPr>
+          <w:sz w:val="22"/>
+          <w:szCs w:val="22"/>
+        </w:rPr>
         <w:t>we evaluated the performance of widely</w:t>
       </w:r>
       <w:r>
+        <w:rPr>
+          <w:sz w:val="22"/>
+          <w:szCs w:val="22"/>
+        </w:rPr>
         <w:t>-</w:t>
       </w:r>
       <w:r>
+        <w:rPr>
+          <w:sz w:val="22"/>
+          <w:szCs w:val="22"/>
+        </w:rPr>
         <w:t xml:space="preserve">used tools for differential expression analysis of RNA-seq data, randomly permuting sample groupings and injecting artificial signal into the read count data to generate ‘true positive’ findings and calculate false-discovery rates. We compared tools such as DESeq2, edgeR and limma with the updated ALDEx2 package, and its successor, ALDEx3. Critically, ALDEx2 and ALDEx3 </w:t>
       </w:r>
       <w:r>
+        <w:rPr>
+          <w:sz w:val="22"/>
+          <w:szCs w:val="22"/>
+        </w:rPr>
         <w:t>build</w:t>
       </w:r>
       <w:r>
+        <w:rPr>
+          <w:sz w:val="22"/>
+          <w:szCs w:val="22"/>
+        </w:rPr>
         <w:t xml:space="preserve"> </w:t>
       </w:r>
       <w:r>
+        <w:rPr>
+          <w:sz w:val="22"/>
+          <w:szCs w:val="22"/>
+        </w:rPr>
         <w:t xml:space="preserve">Bayesian posterior </w:t>
       </w:r>
       <w:r>
+        <w:rPr>
+          <w:sz w:val="22"/>
+          <w:szCs w:val="22"/>
+        </w:rPr>
         <w:t xml:space="preserve">‘scale models’ </w:t>
       </w:r>
       <w:r>
+        <w:rPr>
+          <w:sz w:val="22"/>
+          <w:szCs w:val="22"/>
+        </w:rPr>
         <w:t xml:space="preserve">of the data </w:t>
       </w:r>
       <w:r>
+        <w:rPr>
+          <w:sz w:val="22"/>
+          <w:szCs w:val="22"/>
+        </w:rPr>
         <w:t xml:space="preserve">which account for uncertainty in </w:t>
       </w:r>
       <w:r>
+        <w:rPr>
+          <w:sz w:val="22"/>
+          <w:szCs w:val="22"/>
+        </w:rPr>
         <w:t xml:space="preserve">measurement and </w:t>
       </w:r>
       <w:r>
+        <w:rPr>
+          <w:sz w:val="22"/>
+          <w:szCs w:val="22"/>
+        </w:rPr>
         <w:t xml:space="preserve">the scale </w:t>
       </w:r>
       <w:r>
+        <w:rPr>
+          <w:sz w:val="22"/>
+          <w:szCs w:val="22"/>
+        </w:rPr>
         <w:t xml:space="preserve">(i.e. size) </w:t>
       </w:r>
       <w:r>
+        <w:rPr>
+          <w:sz w:val="22"/>
+          <w:szCs w:val="22"/>
+        </w:rPr>
         <w:t xml:space="preserve">of the biological system under study. </w:t>
       </w:r>
       <w:r>
+        <w:rPr>
+          <w:sz w:val="22"/>
+          <w:szCs w:val="22"/>
+        </w:rPr>
         <w:t>Previous work has established that most tools make an assumption about scale during normalisation that is demonstrably incorrect and this can inflate the false discovery rate drastically beyond reasonable levels.</w:t>
       </w:r>
     </w:p>
@@ -218,110 +370,250 @@
       <w:pPr>
         <w:spacing w:line="276" w:lineRule="auto"/>
         <w:jc w:val="both"/>
+        <w:rPr>
+          <w:sz w:val="22"/>
+          <w:szCs w:val="22"/>
+        </w:rPr>
       </w:pPr>
     </w:p>
     <w:p>
       <w:pPr>
         <w:spacing w:line="276" w:lineRule="auto"/>
         <w:jc w:val="both"/>
+        <w:rPr>
+          <w:sz w:val="22"/>
+          <w:szCs w:val="22"/>
+        </w:rPr>
       </w:pPr>
       <w:r>
+        <w:rPr>
+          <w:sz w:val="22"/>
+          <w:szCs w:val="22"/>
+        </w:rPr>
         <w:t>We</w:t>
       </w:r>
       <w:r>
+        <w:rPr>
+          <w:sz w:val="22"/>
+          <w:szCs w:val="22"/>
+        </w:rPr>
         <w:t xml:space="preserve"> show</w:t>
       </w:r>
       <w:r>
+        <w:rPr>
+          <w:sz w:val="22"/>
+          <w:szCs w:val="22"/>
+        </w:rPr>
         <w:t xml:space="preserve"> that models </w:t>
       </w:r>
       <w:r>
+        <w:rPr>
+          <w:sz w:val="22"/>
+          <w:szCs w:val="22"/>
+        </w:rPr>
         <w:t xml:space="preserve">incorporating uncertainty in the scale </w:t>
       </w:r>
       <w:r>
+        <w:rPr>
+          <w:sz w:val="22"/>
+          <w:szCs w:val="22"/>
+        </w:rPr>
         <w:t xml:space="preserve">effectively solve </w:t>
       </w:r>
       <w:r>
+        <w:rPr>
+          <w:sz w:val="22"/>
+          <w:szCs w:val="22"/>
+        </w:rPr>
         <w:t>the FDR</w:t>
       </w:r>
       <w:r>
+        <w:rPr>
+          <w:sz w:val="22"/>
+          <w:szCs w:val="22"/>
+        </w:rPr>
         <w:t xml:space="preserve"> problem</w:t>
       </w:r>
       <w:r>
+        <w:rPr>
+          <w:sz w:val="22"/>
+          <w:szCs w:val="22"/>
+        </w:rPr>
         <w:t xml:space="preserve"> but at the expense of some</w:t>
       </w:r>
       <w:r>
+        <w:rPr>
+          <w:sz w:val="22"/>
+          <w:szCs w:val="22"/>
+        </w:rPr>
         <w:t xml:space="preserve"> sensitivity</w:t>
       </w:r>
       <w:r>
+        <w:rPr>
+          <w:sz w:val="22"/>
+          <w:szCs w:val="22"/>
+        </w:rPr>
         <w:t xml:space="preserve">; </w:t>
       </w:r>
       <w:r>
+        <w:rPr>
+          <w:sz w:val="22"/>
+          <w:szCs w:val="22"/>
+        </w:rPr>
         <w:t xml:space="preserve">all researchers </w:t>
       </w:r>
       <w:r>
+        <w:rPr>
+          <w:sz w:val="22"/>
+          <w:szCs w:val="22"/>
+        </w:rPr>
         <w:t>must choose</w:t>
       </w:r>
       <w:r>
+        <w:rPr>
+          <w:sz w:val="22"/>
+          <w:szCs w:val="22"/>
+        </w:rPr>
         <w:t xml:space="preserve"> between the two.</w:t>
       </w:r>
       <w:r>
+        <w:rPr>
+          <w:sz w:val="22"/>
+          <w:szCs w:val="22"/>
+        </w:rPr>
         <w:t xml:space="preserve"> </w:t>
       </w:r>
       <w:r>
+        <w:rPr>
+          <w:sz w:val="22"/>
+          <w:szCs w:val="22"/>
+        </w:rPr>
         <w:t>Importantly, the scale uncertainty approach</w:t>
       </w:r>
       <w:r>
+        <w:rPr>
+          <w:sz w:val="22"/>
+          <w:szCs w:val="22"/>
+        </w:rPr>
         <w:t xml:space="preserve"> essentially forces a larger diff/SE ratio to call statistical significance, rather than relying in a fold change cutoff</w:t>
       </w:r>
       <w:r>
+        <w:rPr>
+          <w:sz w:val="22"/>
+          <w:szCs w:val="22"/>
+        </w:rPr>
         <w:t xml:space="preserve">. </w:t>
       </w:r>
       <w:r>
+        <w:rPr>
+          <w:sz w:val="22"/>
+          <w:szCs w:val="22"/>
+        </w:rPr>
         <w:t xml:space="preserve">Finally, we </w:t>
       </w:r>
       <w:r>
+        <w:rPr>
+          <w:sz w:val="22"/>
+          <w:szCs w:val="22"/>
+        </w:rPr>
         <w:t xml:space="preserve">provide guidance to researchers on choosing an appropriate </w:t>
       </w:r>
       <w:r>
+        <w:rPr>
+          <w:sz w:val="22"/>
+          <w:szCs w:val="22"/>
+        </w:rPr>
         <w:t>amount</w:t>
       </w:r>
       <w:r>
+        <w:rPr>
+          <w:sz w:val="22"/>
+          <w:szCs w:val="22"/>
+        </w:rPr>
         <w:t xml:space="preserve"> </w:t>
       </w:r>
       <w:r>
+        <w:rPr>
+          <w:sz w:val="22"/>
+          <w:szCs w:val="22"/>
+        </w:rPr>
         <w:t xml:space="preserve">of scale uncertainty </w:t>
       </w:r>
       <w:r>
+        <w:rPr>
+          <w:sz w:val="22"/>
+          <w:szCs w:val="22"/>
+        </w:rPr>
         <w:t>when using ALDEx2 or ALDEx3.</w:t>
       </w:r>
       <w:r>
+        <w:rPr>
+          <w:sz w:val="22"/>
+          <w:szCs w:val="22"/>
+        </w:rPr>
         <w:t xml:space="preserve"> Notably, this appears to be universally applicable across different </w:t>
       </w:r>
       <w:r>
+        <w:rPr>
+          <w:sz w:val="22"/>
+          <w:szCs w:val="22"/>
+        </w:rPr>
         <w:t>sources</w:t>
       </w:r>
       <w:r>
+        <w:rPr>
+          <w:sz w:val="22"/>
+          <w:szCs w:val="22"/>
+        </w:rPr>
         <w:t xml:space="preserve"> of RNA-seq data</w:t>
       </w:r>
       <w:r>
+        <w:rPr>
+          <w:sz w:val="22"/>
+          <w:szCs w:val="22"/>
+        </w:rPr>
         <w:t>, and in 16S rRNA gene sequencing datasets</w:t>
       </w:r>
       <w:r>
+        <w:rPr>
+          <w:sz w:val="22"/>
+          <w:szCs w:val="22"/>
+        </w:rPr>
         <w:t>.</w:t>
       </w:r>
       <w:r>
+        <w:rPr>
+          <w:sz w:val="22"/>
+          <w:szCs w:val="22"/>
+        </w:rPr>
         <w:t xml:space="preserve"> </w:t>
       </w:r>
       <w:r>
+        <w:rPr>
+          <w:sz w:val="22"/>
+          <w:szCs w:val="22"/>
+        </w:rPr>
         <w:t>Our</w:t>
       </w:r>
       <w:r>
+        <w:rPr>
+          <w:sz w:val="22"/>
+          <w:szCs w:val="22"/>
+        </w:rPr>
         <w:t xml:space="preserve"> complete,</w:t>
       </w:r>
       <w:r>
+        <w:rPr>
+          <w:sz w:val="22"/>
+          <w:szCs w:val="22"/>
+        </w:rPr>
         <w:t xml:space="preserve"> replicable,</w:t>
       </w:r>
       <w:r>
+        <w:rPr>
+          <w:sz w:val="22"/>
+          <w:szCs w:val="22"/>
+        </w:rPr>
         <w:t xml:space="preserve"> annotated code is publicly available on GitHub.</w:t>
       </w:r>
     </w:p>
@@ -330,8 +622,8 @@
         <w:spacing w:line="276" w:lineRule="auto"/>
         <w:jc w:val="both"/>
         <w:rPr>
-          <w:b/>
-          <w:bCs/>
+          <w:sz w:val="22"/>
+          <w:szCs w:val="22"/>
         </w:rPr>
       </w:pPr>
     </w:p>
@@ -339,25 +631,31 @@
       <w:pPr>
         <w:spacing w:line="276" w:lineRule="auto"/>
         <w:jc w:val="both"/>
+        <w:rPr>
+          <w:sz w:val="22"/>
+          <w:szCs w:val="22"/>
+        </w:rPr>
       </w:pPr>
       <w:r>
-        <w:t xml:space="preserve">High-throughput sequencing is ubiquitous in the life sciences and differential abundance/expression analyses are commonly performed. As such, we believe this work will be of interest to the </w:t>
-      </w:r>
-      <w:r>
-        <w:t xml:space="preserve">broad </w:t>
-      </w:r>
-      <w:r>
-        <w:t xml:space="preserve">readership of </w:t>
-      </w:r>
-      <w:r>
-        <w:rPr>
-          <w:i/>
-          <w:iCs/>
-        </w:rPr>
-        <w:t>PLOS Computational Biology</w:t>
-      </w:r>
-      <w:r>
-        <w:t>.</w:t>
+        <w:rPr>
+          <w:sz w:val="22"/>
+          <w:szCs w:val="22"/>
+        </w:rPr>
+        <w:t xml:space="preserve">I would like to also indicate that the paper proving the theory behind the approach is now accepted in </w:t>
+      </w:r>
+      <w:r>
+        <w:rPr>
+          <w:sz w:val="22"/>
+          <w:szCs w:val="22"/>
+        </w:rPr>
+        <w:t>Annals of Applied Statistics</w:t>
+      </w:r>
+      <w:r>
+        <w:rPr>
+          <w:sz w:val="22"/>
+          <w:szCs w:val="22"/>
+        </w:rPr>
+        <w:t xml:space="preserve"> and we have updated our reference list accordingly. </w:t>
       </w:r>
     </w:p>
     <w:p>
@@ -367,6 +665,8 @@
         <w:rPr>
           <w:b/>
           <w:bCs/>
+          <w:sz w:val="22"/>
+          <w:szCs w:val="22"/>
         </w:rPr>
       </w:pPr>
     </w:p>
@@ -374,38 +674,151 @@
       <w:pPr>
         <w:spacing w:line="276" w:lineRule="auto"/>
         <w:jc w:val="both"/>
+        <w:rPr>
+          <w:sz w:val="22"/>
+          <w:szCs w:val="22"/>
+        </w:rPr>
       </w:pPr>
       <w:r>
-        <w:t>Thank you very much for your time and attention,</w:t>
+        <w:rPr>
+          <w:sz w:val="22"/>
+          <w:szCs w:val="22"/>
+        </w:rPr>
+        <w:t xml:space="preserve">High-throughput sequencing is ubiquitous in the life sciences and differential abundance/expression analyses are commonly performed. As such, we believe this work will be of interest to the </w:t>
+      </w:r>
+      <w:r>
+        <w:rPr>
+          <w:sz w:val="22"/>
+          <w:szCs w:val="22"/>
+        </w:rPr>
+        <w:t xml:space="preserve">broad </w:t>
+      </w:r>
+      <w:r>
+        <w:rPr>
+          <w:sz w:val="22"/>
+          <w:szCs w:val="22"/>
+        </w:rPr>
+        <w:t xml:space="preserve">readership of </w:t>
+      </w:r>
+      <w:r>
+        <w:rPr>
+          <w:i/>
+          <w:iCs/>
+          <w:sz w:val="22"/>
+          <w:szCs w:val="22"/>
+        </w:rPr>
+        <w:t>PL</w:t>
+      </w:r>
+      <w:r>
+        <w:rPr>
+          <w:i/>
+          <w:iCs/>
+          <w:sz w:val="22"/>
+          <w:szCs w:val="22"/>
+        </w:rPr>
+        <w:t>o</w:t>
+      </w:r>
+      <w:r>
+        <w:rPr>
+          <w:i/>
+          <w:iCs/>
+          <w:sz w:val="22"/>
+          <w:szCs w:val="22"/>
+        </w:rPr>
+        <w:t>S Computational Biology</w:t>
+      </w:r>
+      <w:r>
+        <w:rPr>
+          <w:sz w:val="22"/>
+          <w:szCs w:val="22"/>
+        </w:rPr>
+        <w:t>.</w:t>
       </w:r>
     </w:p>
     <w:p>
       <w:pPr>
         <w:spacing w:line="276" w:lineRule="auto"/>
         <w:jc w:val="both"/>
+        <w:rPr>
+          <w:b/>
+          <w:bCs/>
+          <w:sz w:val="22"/>
+          <w:szCs w:val="22"/>
+        </w:rPr>
       </w:pPr>
     </w:p>
     <w:p>
       <w:pPr>
         <w:spacing w:line="276" w:lineRule="auto"/>
         <w:jc w:val="both"/>
+        <w:rPr>
+          <w:sz w:val="22"/>
+          <w:szCs w:val="22"/>
+        </w:rPr>
+      </w:pPr>
+      <w:r>
+        <w:rPr>
+          <w:sz w:val="22"/>
+          <w:szCs w:val="22"/>
+        </w:rPr>
+        <w:t>Thank you very much for your time and attention,</w:t>
+      </w:r>
+    </w:p>
+    <w:p>
+      <w:pPr>
+        <w:spacing w:line="276" w:lineRule="auto"/>
+        <w:jc w:val="both"/>
+        <w:rPr>
+          <w:sz w:val="22"/>
+          <w:szCs w:val="22"/>
+        </w:rPr>
       </w:pPr>
     </w:p>
     <w:p>
       <w:pPr>
         <w:spacing w:line="276" w:lineRule="auto"/>
         <w:jc w:val="both"/>
+        <w:rPr>
+          <w:sz w:val="22"/>
+          <w:szCs w:val="22"/>
+        </w:rPr>
       </w:pPr>
-      <w:r>
+    </w:p>
+    <w:p>
+      <w:pPr>
+        <w:spacing w:line="276" w:lineRule="auto"/>
+        <w:jc w:val="both"/>
+        <w:rPr>
+          <w:sz w:val="22"/>
+          <w:szCs w:val="22"/>
+        </w:rPr>
+      </w:pPr>
+      <w:r>
+        <w:rPr>
+          <w:sz w:val="22"/>
+          <w:szCs w:val="22"/>
+        </w:rPr>
         <w:t>Scott Dos Santos</w:t>
       </w:r>
       <w:r>
+        <w:rPr>
+          <w:sz w:val="22"/>
+          <w:szCs w:val="22"/>
+        </w:rPr>
         <w:t xml:space="preserve">, Andreea Murariu, Justin Silverman </w:t>
       </w:r>
       <w:r>
+        <w:rPr>
+          <w:sz w:val="22"/>
+          <w:szCs w:val="22"/>
+        </w:rPr>
         <w:t xml:space="preserve">&amp; </w:t>
       </w:r>
       <w:r>
+        <w:rPr>
+          <w:sz w:val="22"/>
+          <w:szCs w:val="22"/>
+        </w:rPr>
         <w:t>Gregory Gloor</w:t>
       </w:r>
     </w:p>
